--- a/revisao-banca/secretaria/EDITAVEL_3_Resumo.docx
+++ b/revisao-banca/secretaria/EDITAVEL_3_Resumo.docx
@@ -41,7 +41,7 @@
           <w:b w:val="0"/>
           <w:sz w:val="24"/>
         </w:rPr>
-        <w:t>A solução proposta é um pipeline de percepção formado por quatro estágios que trocam entre si informações simples e bem definidas. Primeiro, uma Rede Neural Convolucional localiza o obstáculo na imagem da câmera. Segundo, essa região da imagem é estendida para o espaço na forma de um tronco de visada (frustum), que seleciona a pequena parcela da nuvem de pontos tridimensional -- medida por uma câmera de profundidade ou por um sensor laser -- que pode conter o objeto. Terceiro, uma segunda rede neural lê esses pontos e ajusta uma caixa tridimensional métrica ao redor do obstáculo. Quarto, um Filtro de Kalman Estendido encadeia as detecções quadro a quadro em uma trajetória ao longo do tempo e, o que é igualmente importante, informa o quanto essa trajetória pode ser considerada confiável, já que a lógica de desvio precisa raciocinar sobre risco de colisão e prever onde o obstáculo estará, e não apenas onde ele está agora.</w:t>
+        <w:t>A solução proposta é um pipeline de percepção formado por quatro estágios que trocam entre si informações simples e bem definidas. Primeiro, uma Rede Neural Convolucional localiza o obstáculo na imagem da câmera. Segundo, essa região da imagem é estendida para o espaço na forma de um tronco de visada (frustum), que seleciona a pequena parcela da nuvem de pontos tridimensional –- medida por uma câmera de profundidade ou por um sensor laser –- que pode conter o objeto. Terceiro, uma segunda rede neural lê esses pontos e ajusta uma caixa tridimensional métrica ao redor do obstáculo. Quarto, um Filtro de Kalman Estendido encadeia as detecções quadro a quadro em uma trajetória ao longo do tempo e, o que é igualmente importante, informa o quanto essa trajetória pode ser considerada confiável, já que a lógica de desvio precisa raciocinar sobre risco de colisão e prever onde o obstáculo estará, e não apenas onde ele está agora.</w:t>
       </w:r>
     </w:p>
     <w:p>
